--- a/Selenium_WebDriver/reports/Login_Test_Report.docx
+++ b/Selenium_WebDriver/reports/Login_Test_Report.docx
@@ -28,7 +28,7 @@
           <w:color w:val="000000"/>
           <w:sz w:val="26"/>
         </w:rPr>
-        <w:t>Thời gian tạo báo cáo: 07/09/2026 19:12:20</w:t>
+        <w:t>Thời gian tạo báo cáo: 14/09/2026 19:39:36</w:t>
       </w:r>
     </w:p>
     <w:p/>
@@ -410,22 +410,22 @@
                 <w:color w:val="000000"/>
                 <w:sz w:val="26"/>
               </w:rPr>
-              <w:t>07/09/2026 19:01:49</w:t>
-            </w:r>
-          </w:p>
-        </w:tc>
-        <w:tc>
-          <w:tcPr>
-            <w:tcW w:type="dxa" w:w="1440"/>
-          </w:tcPr>
-          <w:p>
-            <w:r>
-              <w:rPr>
-                <w:rFonts w:ascii="Times New Roman" w:hAnsi="Times New Roman" w:eastAsia="Times New Roman"/>
-                <w:color w:val="000000"/>
-                <w:sz w:val="26"/>
-              </w:rPr>
-              <w:t>1.48</w:t>
+              <w:t>14/09/2026 19:28:34</w:t>
+            </w:r>
+          </w:p>
+        </w:tc>
+        <w:tc>
+          <w:tcPr>
+            <w:tcW w:type="dxa" w:w="1440"/>
+          </w:tcPr>
+          <w:p>
+            <w:r>
+              <w:rPr>
+                <w:rFonts w:ascii="Times New Roman" w:hAnsi="Times New Roman" w:eastAsia="Times New Roman"/>
+                <w:color w:val="000000"/>
+                <w:sz w:val="26"/>
+              </w:rPr>
+              <w:t>1.50</w:t>
             </w:r>
           </w:p>
         </w:tc>
@@ -500,22 +500,22 @@
                 <w:color w:val="000000"/>
                 <w:sz w:val="26"/>
               </w:rPr>
-              <w:t>07/09/2026 19:01:54</w:t>
-            </w:r>
-          </w:p>
-        </w:tc>
-        <w:tc>
-          <w:tcPr>
-            <w:tcW w:type="dxa" w:w="1440"/>
-          </w:tcPr>
-          <w:p>
-            <w:r>
-              <w:rPr>
-                <w:rFonts w:ascii="Times New Roman" w:hAnsi="Times New Roman" w:eastAsia="Times New Roman"/>
-                <w:color w:val="000000"/>
-                <w:sz w:val="26"/>
-              </w:rPr>
-              <w:t>1.48</w:t>
+              <w:t>14/09/2026 19:28:39</w:t>
+            </w:r>
+          </w:p>
+        </w:tc>
+        <w:tc>
+          <w:tcPr>
+            <w:tcW w:type="dxa" w:w="1440"/>
+          </w:tcPr>
+          <w:p>
+            <w:r>
+              <w:rPr>
+                <w:rFonts w:ascii="Times New Roman" w:hAnsi="Times New Roman" w:eastAsia="Times New Roman"/>
+                <w:color w:val="000000"/>
+                <w:sz w:val="26"/>
+              </w:rPr>
+              <w:t>1.52</w:t>
             </w:r>
           </w:p>
         </w:tc>
@@ -590,22 +590,22 @@
                 <w:color w:val="000000"/>
                 <w:sz w:val="26"/>
               </w:rPr>
-              <w:t>07/09/2026 19:02:01</w:t>
-            </w:r>
-          </w:p>
-        </w:tc>
-        <w:tc>
-          <w:tcPr>
-            <w:tcW w:type="dxa" w:w="1440"/>
-          </w:tcPr>
-          <w:p>
-            <w:r>
-              <w:rPr>
-                <w:rFonts w:ascii="Times New Roman" w:hAnsi="Times New Roman" w:eastAsia="Times New Roman"/>
-                <w:color w:val="000000"/>
-                <w:sz w:val="26"/>
-              </w:rPr>
-              <w:t>3.96</w:t>
+              <w:t>14/09/2026 19:28:46</w:t>
+            </w:r>
+          </w:p>
+        </w:tc>
+        <w:tc>
+          <w:tcPr>
+            <w:tcW w:type="dxa" w:w="1440"/>
+          </w:tcPr>
+          <w:p>
+            <w:r>
+              <w:rPr>
+                <w:rFonts w:ascii="Times New Roman" w:hAnsi="Times New Roman" w:eastAsia="Times New Roman"/>
+                <w:color w:val="000000"/>
+                <w:sz w:val="26"/>
+              </w:rPr>
+              <w:t>4.00</w:t>
             </w:r>
           </w:p>
         </w:tc>
@@ -680,22 +680,22 @@
                 <w:color w:val="000000"/>
                 <w:sz w:val="26"/>
               </w:rPr>
-              <w:t>07/09/2026 19:02:08</w:t>
-            </w:r>
-          </w:p>
-        </w:tc>
-        <w:tc>
-          <w:tcPr>
-            <w:tcW w:type="dxa" w:w="1440"/>
-          </w:tcPr>
-          <w:p>
-            <w:r>
-              <w:rPr>
-                <w:rFonts w:ascii="Times New Roman" w:hAnsi="Times New Roman" w:eastAsia="Times New Roman"/>
-                <w:color w:val="000000"/>
-                <w:sz w:val="26"/>
-              </w:rPr>
-              <w:t>3.97</w:t>
+              <w:t>14/09/2026 19:28:53</w:t>
+            </w:r>
+          </w:p>
+        </w:tc>
+        <w:tc>
+          <w:tcPr>
+            <w:tcW w:type="dxa" w:w="1440"/>
+          </w:tcPr>
+          <w:p>
+            <w:r>
+              <w:rPr>
+                <w:rFonts w:ascii="Times New Roman" w:hAnsi="Times New Roman" w:eastAsia="Times New Roman"/>
+                <w:color w:val="000000"/>
+                <w:sz w:val="26"/>
+              </w:rPr>
+              <w:t>4.00</w:t>
             </w:r>
           </w:p>
         </w:tc>
@@ -770,22 +770,22 @@
                 <w:color w:val="000000"/>
                 <w:sz w:val="26"/>
               </w:rPr>
-              <w:t>07/09/2026 19:02:15</w:t>
-            </w:r>
-          </w:p>
-        </w:tc>
-        <w:tc>
-          <w:tcPr>
-            <w:tcW w:type="dxa" w:w="1440"/>
-          </w:tcPr>
-          <w:p>
-            <w:r>
-              <w:rPr>
-                <w:rFonts w:ascii="Times New Roman" w:hAnsi="Times New Roman" w:eastAsia="Times New Roman"/>
-                <w:color w:val="000000"/>
-                <w:sz w:val="26"/>
-              </w:rPr>
-              <w:t>3.95</w:t>
+              <w:t>14/09/2026 19:29:01</w:t>
+            </w:r>
+          </w:p>
+        </w:tc>
+        <w:tc>
+          <w:tcPr>
+            <w:tcW w:type="dxa" w:w="1440"/>
+          </w:tcPr>
+          <w:p>
+            <w:r>
+              <w:rPr>
+                <w:rFonts w:ascii="Times New Roman" w:hAnsi="Times New Roman" w:eastAsia="Times New Roman"/>
+                <w:color w:val="000000"/>
+                <w:sz w:val="26"/>
+              </w:rPr>
+              <w:t>3.94</w:t>
             </w:r>
           </w:p>
         </w:tc>
@@ -860,22 +860,22 @@
                 <w:color w:val="000000"/>
                 <w:sz w:val="26"/>
               </w:rPr>
-              <w:t>07/09/2026 19:02:22</w:t>
-            </w:r>
-          </w:p>
-        </w:tc>
-        <w:tc>
-          <w:tcPr>
-            <w:tcW w:type="dxa" w:w="1440"/>
-          </w:tcPr>
-          <w:p>
-            <w:r>
-              <w:rPr>
-                <w:rFonts w:ascii="Times New Roman" w:hAnsi="Times New Roman" w:eastAsia="Times New Roman"/>
-                <w:color w:val="000000"/>
-                <w:sz w:val="26"/>
-              </w:rPr>
-              <w:t>3.98</w:t>
+              <w:t>14/09/2026 19:29:08</w:t>
+            </w:r>
+          </w:p>
+        </w:tc>
+        <w:tc>
+          <w:tcPr>
+            <w:tcW w:type="dxa" w:w="1440"/>
+          </w:tcPr>
+          <w:p>
+            <w:r>
+              <w:rPr>
+                <w:rFonts w:ascii="Times New Roman" w:hAnsi="Times New Roman" w:eastAsia="Times New Roman"/>
+                <w:color w:val="000000"/>
+                <w:sz w:val="26"/>
+              </w:rPr>
+              <w:t>4.02</w:t>
             </w:r>
           </w:p>
         </w:tc>
@@ -950,22 +950,22 @@
                 <w:color w:val="000000"/>
                 <w:sz w:val="26"/>
               </w:rPr>
-              <w:t>07/09/2026 19:02:30</w:t>
-            </w:r>
-          </w:p>
-        </w:tc>
-        <w:tc>
-          <w:tcPr>
-            <w:tcW w:type="dxa" w:w="1440"/>
-          </w:tcPr>
-          <w:p>
-            <w:r>
-              <w:rPr>
-                <w:rFonts w:ascii="Times New Roman" w:hAnsi="Times New Roman" w:eastAsia="Times New Roman"/>
-                <w:color w:val="000000"/>
-                <w:sz w:val="26"/>
-              </w:rPr>
-              <w:t>4.10</w:t>
+              <w:t>14/09/2026 19:29:15</w:t>
+            </w:r>
+          </w:p>
+        </w:tc>
+        <w:tc>
+          <w:tcPr>
+            <w:tcW w:type="dxa" w:w="1440"/>
+          </w:tcPr>
+          <w:p>
+            <w:r>
+              <w:rPr>
+                <w:rFonts w:ascii="Times New Roman" w:hAnsi="Times New Roman" w:eastAsia="Times New Roman"/>
+                <w:color w:val="000000"/>
+                <w:sz w:val="26"/>
+              </w:rPr>
+              <w:t>4.06</w:t>
             </w:r>
           </w:p>
         </w:tc>
@@ -1040,22 +1040,22 @@
                 <w:color w:val="000000"/>
                 <w:sz w:val="26"/>
               </w:rPr>
-              <w:t>07/09/2026 19:02:37</w:t>
-            </w:r>
-          </w:p>
-        </w:tc>
-        <w:tc>
-          <w:tcPr>
-            <w:tcW w:type="dxa" w:w="1440"/>
-          </w:tcPr>
-          <w:p>
-            <w:r>
-              <w:rPr>
-                <w:rFonts w:ascii="Times New Roman" w:hAnsi="Times New Roman" w:eastAsia="Times New Roman"/>
-                <w:color w:val="000000"/>
-                <w:sz w:val="26"/>
-              </w:rPr>
-              <w:t>4.51</w:t>
+              <w:t>14/09/2026 19:29:23</w:t>
+            </w:r>
+          </w:p>
+        </w:tc>
+        <w:tc>
+          <w:tcPr>
+            <w:tcW w:type="dxa" w:w="1440"/>
+          </w:tcPr>
+          <w:p>
+            <w:r>
+              <w:rPr>
+                <w:rFonts w:ascii="Times New Roman" w:hAnsi="Times New Roman" w:eastAsia="Times New Roman"/>
+                <w:color w:val="000000"/>
+                <w:sz w:val="26"/>
+              </w:rPr>
+              <w:t>4.55</w:t>
             </w:r>
           </w:p>
         </w:tc>
@@ -1130,22 +1130,22 @@
                 <w:color w:val="000000"/>
                 <w:sz w:val="26"/>
               </w:rPr>
-              <w:t>07/09/2026 19:02:45</w:t>
-            </w:r>
-          </w:p>
-        </w:tc>
-        <w:tc>
-          <w:tcPr>
-            <w:tcW w:type="dxa" w:w="1440"/>
-          </w:tcPr>
-          <w:p>
-            <w:r>
-              <w:rPr>
-                <w:rFonts w:ascii="Times New Roman" w:hAnsi="Times New Roman" w:eastAsia="Times New Roman"/>
-                <w:color w:val="000000"/>
-                <w:sz w:val="26"/>
-              </w:rPr>
-              <w:t>3.94</w:t>
+              <w:t>14/09/2026 19:29:30</w:t>
+            </w:r>
+          </w:p>
+        </w:tc>
+        <w:tc>
+          <w:tcPr>
+            <w:tcW w:type="dxa" w:w="1440"/>
+          </w:tcPr>
+          <w:p>
+            <w:r>
+              <w:rPr>
+                <w:rFonts w:ascii="Times New Roman" w:hAnsi="Times New Roman" w:eastAsia="Times New Roman"/>
+                <w:color w:val="000000"/>
+                <w:sz w:val="26"/>
+              </w:rPr>
+              <w:t>3.93</w:t>
             </w:r>
           </w:p>
         </w:tc>
@@ -1220,22 +1220,22 @@
                 <w:color w:val="000000"/>
                 <w:sz w:val="26"/>
               </w:rPr>
-              <w:t>07/09/2026 19:02:55</w:t>
-            </w:r>
-          </w:p>
-        </w:tc>
-        <w:tc>
-          <w:tcPr>
-            <w:tcW w:type="dxa" w:w="1440"/>
-          </w:tcPr>
-          <w:p>
-            <w:r>
-              <w:rPr>
-                <w:rFonts w:ascii="Times New Roman" w:hAnsi="Times New Roman" w:eastAsia="Times New Roman"/>
-                <w:color w:val="000000"/>
-                <w:sz w:val="26"/>
-              </w:rPr>
-              <w:t>7.54</w:t>
+              <w:t>14/09/2026 19:29:41</w:t>
+            </w:r>
+          </w:p>
+        </w:tc>
+        <w:tc>
+          <w:tcPr>
+            <w:tcW w:type="dxa" w:w="1440"/>
+          </w:tcPr>
+          <w:p>
+            <w:r>
+              <w:rPr>
+                <w:rFonts w:ascii="Times New Roman" w:hAnsi="Times New Roman" w:eastAsia="Times New Roman"/>
+                <w:color w:val="000000"/>
+                <w:sz w:val="26"/>
+              </w:rPr>
+              <w:t>7.60</w:t>
             </w:r>
           </w:p>
         </w:tc>
@@ -1446,7 +1446,7 @@
                 <w:color w:val="000000"/>
                 <w:sz w:val="26"/>
               </w:rPr>
-              <w:t>07/09/2026 19:01:48</w:t>
+              <w:t>14/09/2026 19:28:34</w:t>
             </w:r>
           </w:p>
         </w:tc>
@@ -1537,7 +1537,7 @@
                 <w:color w:val="000000"/>
                 <w:sz w:val="26"/>
               </w:rPr>
-              <w:t>07/09/2026 19:01:48</w:t>
+              <w:t>14/09/2026 19:28:34</w:t>
             </w:r>
           </w:p>
         </w:tc>
@@ -1628,7 +1628,7 @@
                 <w:color w:val="000000"/>
                 <w:sz w:val="26"/>
               </w:rPr>
-              <w:t>07/09/2026 19:01:48</w:t>
+              <w:t>14/09/2026 19:28:34</w:t>
             </w:r>
           </w:p>
         </w:tc>
@@ -1719,7 +1719,7 @@
                 <w:color w:val="000000"/>
                 <w:sz w:val="26"/>
               </w:rPr>
-              <w:t>07/09/2026 19:01:49</w:t>
+              <w:t>14/09/2026 19:28:34</w:t>
             </w:r>
           </w:p>
         </w:tc>
@@ -1810,7 +1810,7 @@
                 <w:color w:val="000000"/>
                 <w:sz w:val="26"/>
               </w:rPr>
-              <w:t>07/09/2026 19:01:49</w:t>
+              <w:t>14/09/2026 19:28:34</w:t>
             </w:r>
           </w:p>
         </w:tc>
@@ -1901,7 +1901,7 @@
                 <w:color w:val="000000"/>
                 <w:sz w:val="26"/>
               </w:rPr>
-              <w:t>07/09/2026 19:01:53</w:t>
+              <w:t>14/09/2026 19:28:38</w:t>
             </w:r>
           </w:p>
         </w:tc>
@@ -1992,7 +1992,7 @@
                 <w:color w:val="000000"/>
                 <w:sz w:val="26"/>
               </w:rPr>
-              <w:t>07/09/2026 19:01:53</w:t>
+              <w:t>14/09/2026 19:28:38</w:t>
             </w:r>
           </w:p>
         </w:tc>
@@ -2083,7 +2083,7 @@
                 <w:color w:val="000000"/>
                 <w:sz w:val="26"/>
               </w:rPr>
-              <w:t>07/09/2026 19:01:53</w:t>
+              <w:t>14/09/2026 19:28:38</w:t>
             </w:r>
           </w:p>
         </w:tc>
@@ -2174,7 +2174,7 @@
                 <w:color w:val="000000"/>
                 <w:sz w:val="26"/>
               </w:rPr>
-              <w:t>07/09/2026 19:01:53</w:t>
+              <w:t>14/09/2026 19:28:39</w:t>
             </w:r>
           </w:p>
         </w:tc>
@@ -2265,7 +2265,7 @@
                 <w:color w:val="000000"/>
                 <w:sz w:val="26"/>
               </w:rPr>
-              <w:t>07/09/2026 19:01:54</w:t>
+              <w:t>14/09/2026 19:28:39</w:t>
             </w:r>
           </w:p>
         </w:tc>
@@ -2356,7 +2356,7 @@
                 <w:color w:val="000000"/>
                 <w:sz w:val="26"/>
               </w:rPr>
-              <w:t>07/09/2026 19:01:58</w:t>
+              <w:t>14/09/2026 19:28:43</w:t>
             </w:r>
           </w:p>
         </w:tc>
@@ -2447,7 +2447,7 @@
                 <w:color w:val="000000"/>
                 <w:sz w:val="26"/>
               </w:rPr>
-              <w:t>07/09/2026 19:01:58</w:t>
+              <w:t>14/09/2026 19:28:43</w:t>
             </w:r>
           </w:p>
         </w:tc>
@@ -2538,7 +2538,7 @@
                 <w:color w:val="000000"/>
                 <w:sz w:val="26"/>
               </w:rPr>
-              <w:t>07/09/2026 19:01:58</w:t>
+              <w:t>14/09/2026 19:28:43</w:t>
             </w:r>
           </w:p>
         </w:tc>
@@ -2629,7 +2629,7 @@
                 <w:color w:val="000000"/>
                 <w:sz w:val="26"/>
               </w:rPr>
-              <w:t>07/09/2026 19:01:58</w:t>
+              <w:t>14/09/2026 19:28:43</w:t>
             </w:r>
           </w:p>
         </w:tc>
@@ -2720,7 +2720,7 @@
                 <w:color w:val="000000"/>
                 <w:sz w:val="26"/>
               </w:rPr>
-              <w:t>07/09/2026 19:02:01</w:t>
+              <w:t>14/09/2026 19:28:46</w:t>
             </w:r>
           </w:p>
         </w:tc>
@@ -2811,7 +2811,7 @@
                 <w:color w:val="000000"/>
                 <w:sz w:val="26"/>
               </w:rPr>
-              <w:t>07/09/2026 19:02:05</w:t>
+              <w:t>14/09/2026 19:28:50</w:t>
             </w:r>
           </w:p>
         </w:tc>
@@ -2902,7 +2902,7 @@
                 <w:color w:val="000000"/>
                 <w:sz w:val="26"/>
               </w:rPr>
-              <w:t>07/09/2026 19:02:05</w:t>
+              <w:t>14/09/2026 19:28:50</w:t>
             </w:r>
           </w:p>
         </w:tc>
@@ -2993,7 +2993,7 @@
                 <w:color w:val="000000"/>
                 <w:sz w:val="26"/>
               </w:rPr>
-              <w:t>07/09/2026 19:02:05</w:t>
+              <w:t>14/09/2026 19:28:50</w:t>
             </w:r>
           </w:p>
         </w:tc>
@@ -3084,7 +3084,7 @@
                 <w:color w:val="000000"/>
                 <w:sz w:val="26"/>
               </w:rPr>
-              <w:t>07/09/2026 19:02:05</w:t>
+              <w:t>14/09/2026 19:28:50</w:t>
             </w:r>
           </w:p>
         </w:tc>
@@ -3175,7 +3175,7 @@
                 <w:color w:val="000000"/>
                 <w:sz w:val="26"/>
               </w:rPr>
-              <w:t>07/09/2026 19:02:08</w:t>
+              <w:t>14/09/2026 19:28:53</w:t>
             </w:r>
           </w:p>
         </w:tc>
@@ -3266,7 +3266,7 @@
                 <w:color w:val="000000"/>
                 <w:sz w:val="26"/>
               </w:rPr>
-              <w:t>07/09/2026 19:02:12</w:t>
+              <w:t>14/09/2026 19:28:57</w:t>
             </w:r>
           </w:p>
         </w:tc>
@@ -3357,7 +3357,7 @@
                 <w:color w:val="000000"/>
                 <w:sz w:val="26"/>
               </w:rPr>
-              <w:t>07/09/2026 19:02:12</w:t>
+              <w:t>14/09/2026 19:28:57</w:t>
             </w:r>
           </w:p>
         </w:tc>
@@ -3448,7 +3448,7 @@
                 <w:color w:val="000000"/>
                 <w:sz w:val="26"/>
               </w:rPr>
-              <w:t>07/09/2026 19:02:12</w:t>
+              <w:t>14/09/2026 19:28:57</w:t>
             </w:r>
           </w:p>
         </w:tc>
@@ -3539,7 +3539,7 @@
                 <w:color w:val="000000"/>
                 <w:sz w:val="26"/>
               </w:rPr>
-              <w:t>07/09/2026 19:02:12</w:t>
+              <w:t>14/09/2026 19:28:57</w:t>
             </w:r>
           </w:p>
         </w:tc>
@@ -3630,7 +3630,7 @@
                 <w:color w:val="000000"/>
                 <w:sz w:val="26"/>
               </w:rPr>
-              <w:t>07/09/2026 19:02:15</w:t>
+              <w:t>14/09/2026 19:29:01</w:t>
             </w:r>
           </w:p>
         </w:tc>
@@ -3721,7 +3721,7 @@
                 <w:color w:val="000000"/>
                 <w:sz w:val="26"/>
               </w:rPr>
-              <w:t>07/09/2026 19:02:19</w:t>
+              <w:t>14/09/2026 19:29:04</w:t>
             </w:r>
           </w:p>
         </w:tc>
@@ -3812,7 +3812,7 @@
                 <w:color w:val="000000"/>
                 <w:sz w:val="26"/>
               </w:rPr>
-              <w:t>07/09/2026 19:02:19</w:t>
+              <w:t>14/09/2026 19:29:05</w:t>
             </w:r>
           </w:p>
         </w:tc>
@@ -3903,7 +3903,7 @@
                 <w:color w:val="000000"/>
                 <w:sz w:val="26"/>
               </w:rPr>
-              <w:t>07/09/2026 19:02:19</w:t>
+              <w:t>14/09/2026 19:29:05</w:t>
             </w:r>
           </w:p>
         </w:tc>
@@ -3994,7 +3994,7 @@
                 <w:color w:val="000000"/>
                 <w:sz w:val="26"/>
               </w:rPr>
-              <w:t>07/09/2026 19:02:19</w:t>
+              <w:t>14/09/2026 19:29:05</w:t>
             </w:r>
           </w:p>
         </w:tc>
@@ -4085,7 +4085,7 @@
                 <w:color w:val="000000"/>
                 <w:sz w:val="26"/>
               </w:rPr>
-              <w:t>07/09/2026 19:02:22</w:t>
+              <w:t>14/09/2026 19:29:08</w:t>
             </w:r>
           </w:p>
         </w:tc>
@@ -4176,7 +4176,7 @@
                 <w:color w:val="000000"/>
                 <w:sz w:val="26"/>
               </w:rPr>
-              <w:t>07/09/2026 19:02:26</w:t>
+              <w:t>14/09/2026 19:29:12</w:t>
             </w:r>
           </w:p>
         </w:tc>
@@ -4267,7 +4267,7 @@
                 <w:color w:val="000000"/>
                 <w:sz w:val="26"/>
               </w:rPr>
-              <w:t>07/09/2026 19:02:26</w:t>
+              <w:t>14/09/2026 19:29:12</w:t>
             </w:r>
           </w:p>
         </w:tc>
@@ -4358,7 +4358,7 @@
                 <w:color w:val="000000"/>
                 <w:sz w:val="26"/>
               </w:rPr>
-              <w:t>07/09/2026 19:02:26</w:t>
+              <w:t>14/09/2026 19:29:12</w:t>
             </w:r>
           </w:p>
         </w:tc>
@@ -4449,7 +4449,7 @@
                 <w:color w:val="000000"/>
                 <w:sz w:val="26"/>
               </w:rPr>
-              <w:t>07/09/2026 19:02:27</w:t>
+              <w:t>14/09/2026 19:29:12</w:t>
             </w:r>
           </w:p>
         </w:tc>
@@ -4540,7 +4540,7 @@
                 <w:color w:val="000000"/>
                 <w:sz w:val="26"/>
               </w:rPr>
-              <w:t>07/09/2026 19:02:30</w:t>
+              <w:t>14/09/2026 19:29:15</w:t>
             </w:r>
           </w:p>
         </w:tc>
@@ -4631,7 +4631,7 @@
                 <w:color w:val="000000"/>
                 <w:sz w:val="26"/>
               </w:rPr>
-              <w:t>07/09/2026 19:02:34</w:t>
+              <w:t>14/09/2026 19:29:20</w:t>
             </w:r>
           </w:p>
         </w:tc>
@@ -4722,7 +4722,7 @@
                 <w:color w:val="000000"/>
                 <w:sz w:val="26"/>
               </w:rPr>
-              <w:t>07/09/2026 19:02:34</w:t>
+              <w:t>14/09/2026 19:29:20</w:t>
             </w:r>
           </w:p>
         </w:tc>
@@ -4813,7 +4813,7 @@
                 <w:color w:val="000000"/>
                 <w:sz w:val="26"/>
               </w:rPr>
-              <w:t>07/09/2026 19:02:37</w:t>
+              <w:t>14/09/2026 19:29:23</w:t>
             </w:r>
           </w:p>
         </w:tc>
@@ -4904,7 +4904,7 @@
                 <w:color w:val="000000"/>
                 <w:sz w:val="26"/>
               </w:rPr>
-              <w:t>07/09/2026 19:02:44</w:t>
+              <w:t>14/09/2026 19:29:30</w:t>
             </w:r>
           </w:p>
         </w:tc>
@@ -4995,7 +4995,7 @@
                 <w:color w:val="000000"/>
                 <w:sz w:val="26"/>
               </w:rPr>
-              <w:t>07/09/2026 19:02:45</w:t>
+              <w:t>14/09/2026 19:29:30</w:t>
             </w:r>
           </w:p>
         </w:tc>
@@ -5086,7 +5086,7 @@
                 <w:color w:val="000000"/>
                 <w:sz w:val="26"/>
               </w:rPr>
-              <w:t>07/09/2026 19:02:45</w:t>
+              <w:t>14/09/2026 19:29:30</w:t>
             </w:r>
           </w:p>
         </w:tc>
@@ -5177,7 +5177,7 @@
                 <w:color w:val="000000"/>
                 <w:sz w:val="26"/>
               </w:rPr>
-              <w:t>07/09/2026 19:02:49</w:t>
+              <w:t>14/09/2026 19:29:35</w:t>
             </w:r>
           </w:p>
         </w:tc>
@@ -5268,7 +5268,7 @@
                 <w:color w:val="000000"/>
                 <w:sz w:val="26"/>
               </w:rPr>
-              <w:t>07/09/2026 19:02:49</w:t>
+              <w:t>14/09/2026 19:29:35</w:t>
             </w:r>
           </w:p>
         </w:tc>
@@ -5359,7 +5359,7 @@
                 <w:color w:val="000000"/>
                 <w:sz w:val="26"/>
               </w:rPr>
-              <w:t>07/09/2026 19:02:49</w:t>
+              <w:t>14/09/2026 19:29:35</w:t>
             </w:r>
           </w:p>
         </w:tc>
@@ -5450,7 +5450,7 @@
                 <w:color w:val="000000"/>
                 <w:sz w:val="26"/>
               </w:rPr>
-              <w:t>07/09/2026 19:02:55</w:t>
+              <w:t>14/09/2026 19:29:41</w:t>
             </w:r>
           </w:p>
         </w:tc>
